--- a/Source/Report/Layout/SalesInvoiceEmail.docx
+++ b/Source/Report/Layout/SalesInvoiceEmail.docx
@@ -6,7 +6,7 @@
       <w:pPr>
         <w:jc w:val="both"/>
         <w:rPr>
-          <w:rFonts w:ascii="Times New Roman" w:eastAsia="Times New Roman" w:hAnsi="Times New Roman" w:cs="Times New Roman"/>
+          <w:rFonts w:ascii="Times New Roman" w:hAnsi="Times New Roman" w:eastAsia="Times New Roman" w:cs="Times New Roman"/>
           <w:sz w:val="24"/>
           <w:szCs w:val="24"/>
         </w:rPr>
@@ -18,7 +18,7 @@
           <w:color w:val="242424"/>
           <w:sz w:val="24"/>
           <w:szCs w:val="24"/>
-          <w:bdr w:val="none" w:sz="0" w:space="0" w:color="auto" w:frame="1"/>
+          <w:bdr w:val="none" w:color="auto" w:sz="0" w:space="0" w:frame="1"/>
           <w:shd w:val="clear" w:color="auto" w:fill="FFFFFF"/>
         </w:rPr>
         <w:t>Cher(e) Client(e), Nous vous prions de trouver ci-joint votre </w:t>
@@ -31,7 +31,7 @@
           <w:color w:val="242424"/>
           <w:sz w:val="24"/>
           <w:szCs w:val="24"/>
-          <w:bdr w:val="none" w:sz="0" w:space="0" w:color="auto" w:frame="1"/>
+          <w:bdr w:val="none" w:color="auto" w:sz="0" w:space="0" w:frame="1"/>
           <w:shd w:val="clear" w:color="auto" w:fill="FFFFFF"/>
         </w:rPr>
         <w:t>facture</w:t>
@@ -43,7 +43,7 @@
           <w:color w:val="242424"/>
           <w:sz w:val="24"/>
           <w:szCs w:val="24"/>
-          <w:bdr w:val="none" w:sz="0" w:space="0" w:color="auto" w:frame="1"/>
+          <w:bdr w:val="none" w:color="auto" w:sz="0" w:space="0" w:frame="1"/>
           <w:shd w:val="clear" w:color="auto" w:fill="FFFFFF"/>
         </w:rPr>
         <w:t xml:space="preserve"> électronique n° </w:t>
@@ -57,16 +57,16 @@
             <w:color w:val="242424"/>
             <w:sz w:val="24"/>
             <w:szCs w:val="24"/>
-            <w:bdr w:val="none" w:sz="0" w:space="0" w:color="auto" w:frame="1"/>
+            <w:bdr w:val="none" w:color="auto" w:sz="0" w:space="0" w:frame="1"/>
             <w:shd w:val="clear" w:color="auto" w:fill="FFFFFF"/>
           </w:rPr>
           <w:alias w:val="#Nav: /Header/DocumentNo"/>
-          <w:tag w:val="#Nav: Sales_Invoice_Email/50201"/>
+          <w:tag w:val="#Nav: Sales_Invoice_Email/50081"/>
           <w:id w:val="1788850190"/>
           <w:placeholder>
             <w:docPart w:val="DefaultPlaceholder_1081868574"/>
           </w:placeholder>
-          <w:dataBinding w:prefixMappings="xmlns:ns0='urn:microsoft-dynamics-nav/reports/Sales_Invoice_Email/50201/'" w:xpath="/ns0:NavWordReportXmlPart[1]/ns0:Header[1]/ns0:DocumentNo[1]" w:storeItemID="{F3EA7FC8-390E-4E5C-B54F-839268B168AE}"/>
+          <w:dataBinding w:prefixMappings="xmlns:ns0='urn:microsoft-dynamics-nav/reports/Sales_Invoice_Email/50081/'" w:xpath="/ns0:NavWordReportXmlPart[1]/ns0:Header[1]/ns0:DocumentNo[1]" w:storeItemID="{F3EA7FC8-390E-4E5C-B54F-839268B168AE}"/>
           <w:text/>
         </w:sdtPr>
         <w:sdtEndPr/>
@@ -79,7 +79,7 @@
               <w:color w:val="242424"/>
               <w:sz w:val="24"/>
               <w:szCs w:val="24"/>
-              <w:bdr w:val="none" w:sz="0" w:space="0" w:color="auto" w:frame="1"/>
+              <w:bdr w:val="none" w:color="auto" w:sz="0" w:space="0" w:frame="1"/>
               <w:shd w:val="clear" w:color="auto" w:fill="FFFFFF"/>
             </w:rPr>
             <w:t>DocumentNo</w:t>
@@ -93,14 +93,14 @@
           <w:color w:val="242424"/>
           <w:sz w:val="24"/>
           <w:szCs w:val="24"/>
-          <w:bdr w:val="none" w:sz="0" w:space="0" w:color="auto" w:frame="1"/>
+          <w:bdr w:val="none" w:color="auto" w:sz="0" w:space="0" w:frame="1"/>
           <w:shd w:val="clear" w:color="auto" w:fill="FFFFFF"/>
         </w:rPr>
         <w:t xml:space="preserve"> </w:t>
       </w:r>
       <w:r>
         <w:rPr>
-          <w:rFonts w:ascii="Times New Roman" w:eastAsia="Times New Roman" w:hAnsi="Times New Roman" w:cs="Times New Roman"/>
+          <w:rFonts w:ascii="Times New Roman" w:hAnsi="Times New Roman" w:eastAsia="Times New Roman" w:cs="Times New Roman"/>
           <w:sz w:val="24"/>
           <w:szCs w:val="24"/>
         </w:rPr>
@@ -109,24 +109,24 @@
       <w:sdt>
         <w:sdtPr>
           <w:rPr>
-            <w:rFonts w:ascii="Times New Roman" w:eastAsia="Times New Roman" w:hAnsi="Times New Roman" w:cs="Times New Roman"/>
+            <w:rFonts w:ascii="Times New Roman" w:hAnsi="Times New Roman" w:eastAsia="Times New Roman" w:cs="Times New Roman"/>
             <w:sz w:val="24"/>
             <w:szCs w:val="24"/>
           </w:rPr>
           <w:alias w:val="#Nav: /Header/Date"/>
-          <w:tag w:val="#Nav: Sales_Invoice_Email/50201"/>
+          <w:tag w:val="#Nav: Sales_Invoice_Email/50081"/>
           <w:id w:val="222266643"/>
           <w:placeholder>
             <w:docPart w:val="DefaultPlaceholder_1081868574"/>
           </w:placeholder>
-          <w:dataBinding w:prefixMappings="xmlns:ns0='urn:microsoft-dynamics-nav/reports/Sales_Invoice_Email/50201/'" w:xpath="/ns0:NavWordReportXmlPart[1]/ns0:Header[1]/ns0:Date[1]" w:storeItemID="{F3EA7FC8-390E-4E5C-B54F-839268B168AE}"/>
+          <w:dataBinding w:prefixMappings="xmlns:ns0='urn:microsoft-dynamics-nav/reports/Sales_Invoice_Email/50081/'" w:xpath="/ns0:NavWordReportXmlPart[1]/ns0:Header[1]/ns0:Date[1]" w:storeItemID="{F3EA7FC8-390E-4E5C-B54F-839268B168AE}"/>
           <w:text/>
         </w:sdtPr>
         <w:sdtEndPr/>
         <w:sdtContent>
           <w:r>
             <w:rPr>
-              <w:rFonts w:ascii="Times New Roman" w:eastAsia="Times New Roman" w:hAnsi="Times New Roman" w:cs="Times New Roman"/>
+              <w:rFonts w:ascii="Times New Roman" w:hAnsi="Times New Roman" w:eastAsia="Times New Roman" w:cs="Times New Roman"/>
               <w:sz w:val="24"/>
               <w:szCs w:val="24"/>
             </w:rPr>
@@ -136,7 +136,7 @@
       </w:sdt>
       <w:r>
         <w:rPr>
-          <w:rFonts w:ascii="Times New Roman" w:eastAsia="Times New Roman" w:hAnsi="Times New Roman" w:cs="Times New Roman"/>
+          <w:rFonts w:ascii="Times New Roman" w:hAnsi="Times New Roman" w:eastAsia="Times New Roman" w:cs="Times New Roman"/>
           <w:sz w:val="24"/>
           <w:szCs w:val="24"/>
         </w:rPr>
@@ -144,7 +144,7 @@
       </w:r>
       <w:r>
         <w:rPr>
-          <w:rFonts w:ascii="Times New Roman" w:eastAsia="Times New Roman" w:hAnsi="Times New Roman" w:cs="Times New Roman"/>
+          <w:rFonts w:ascii="Times New Roman" w:hAnsi="Times New Roman" w:eastAsia="Times New Roman" w:cs="Times New Roman"/>
           <w:sz w:val="24"/>
           <w:szCs w:val="24"/>
         </w:rPr>
@@ -153,24 +153,24 @@
       <w:sdt>
         <w:sdtPr>
           <w:rPr>
-            <w:rFonts w:ascii="Times New Roman" w:eastAsia="Times New Roman" w:hAnsi="Times New Roman" w:cs="Times New Roman"/>
+            <w:rFonts w:ascii="Times New Roman" w:hAnsi="Times New Roman" w:eastAsia="Times New Roman" w:cs="Times New Roman"/>
             <w:sz w:val="24"/>
             <w:szCs w:val="24"/>
           </w:rPr>
           <w:alias w:val="#Nav: /Header/Posting_Description"/>
-          <w:tag w:val="#Nav: Sales_Invoice_Email/50201"/>
+          <w:tag w:val="#Nav: Sales_Invoice_Email/50081"/>
           <w:id w:val="2146310890"/>
           <w:placeholder>
             <w:docPart w:val="DefaultPlaceholder_1081868574"/>
           </w:placeholder>
-          <w:dataBinding w:prefixMappings="xmlns:ns0='urn:microsoft-dynamics-nav/reports/Sales_Invoice_Email/50201/'" w:xpath="/ns0:NavWordReportXmlPart[1]/ns0:Header[1]/ns0:Posting_Description[1]" w:storeItemID="{F3EA7FC8-390E-4E5C-B54F-839268B168AE}"/>
+          <w:dataBinding w:prefixMappings="xmlns:ns0='urn:microsoft-dynamics-nav/reports/Sales_Invoice_Email/50081/'" w:xpath="/ns0:NavWordReportXmlPart[1]/ns0:Header[1]/ns0:Posting_Description[1]" w:storeItemID="{F3EA7FC8-390E-4E5C-B54F-839268B168AE}"/>
           <w:text/>
         </w:sdtPr>
         <w:sdtEndPr/>
         <w:sdtContent>
           <w:r>
             <w:rPr>
-              <w:rFonts w:ascii="Times New Roman" w:eastAsia="Times New Roman" w:hAnsi="Times New Roman" w:cs="Times New Roman"/>
+              <w:rFonts w:ascii="Times New Roman" w:hAnsi="Times New Roman" w:eastAsia="Times New Roman" w:cs="Times New Roman"/>
               <w:sz w:val="24"/>
               <w:szCs w:val="24"/>
             </w:rPr>
@@ -188,7 +188,7 @@
           <w:color w:val="242424"/>
           <w:sz w:val="24"/>
           <w:szCs w:val="24"/>
-          <w:bdr w:val="none" w:sz="0" w:space="0" w:color="auto" w:frame="1"/>
+          <w:bdr w:val="none" w:color="auto" w:sz="0" w:space="0" w:frame="1"/>
           <w:shd w:val="clear" w:color="auto" w:fill="FFFFFF"/>
         </w:rPr>
       </w:pPr>
@@ -199,7 +199,7 @@
           <w:color w:val="242424"/>
           <w:sz w:val="24"/>
           <w:szCs w:val="24"/>
-          <w:bdr w:val="none" w:sz="0" w:space="0" w:color="auto" w:frame="1"/>
+          <w:bdr w:val="none" w:color="auto" w:sz="0" w:space="0" w:frame="1"/>
           <w:shd w:val="clear" w:color="auto" w:fill="FFFFFF"/>
         </w:rPr>
         <w:t>Détails de votre </w:t>
@@ -212,7 +212,7 @@
           <w:color w:val="242424"/>
           <w:sz w:val="24"/>
           <w:szCs w:val="24"/>
-          <w:bdr w:val="none" w:sz="0" w:space="0" w:color="auto" w:frame="1"/>
+          <w:bdr w:val="none" w:color="auto" w:sz="0" w:space="0" w:frame="1"/>
           <w:shd w:val="clear" w:color="auto" w:fill="FFFFFF"/>
         </w:rPr>
         <w:t>facture</w:t>
@@ -224,7 +224,7 @@
           <w:color w:val="242424"/>
           <w:sz w:val="24"/>
           <w:szCs w:val="24"/>
-          <w:bdr w:val="none" w:sz="0" w:space="0" w:color="auto" w:frame="1"/>
+          <w:bdr w:val="none" w:color="auto" w:sz="0" w:space="0" w:frame="1"/>
           <w:shd w:val="clear" w:color="auto" w:fill="FFFFFF"/>
         </w:rPr>
         <w:t xml:space="preserve"> : </w:t>
@@ -244,7 +244,7 @@
           <w:color w:val="242424"/>
           <w:sz w:val="24"/>
           <w:szCs w:val="24"/>
-          <w:bdr w:val="none" w:sz="0" w:space="0" w:color="auto" w:frame="1"/>
+          <w:bdr w:val="none" w:color="auto" w:sz="0" w:space="0" w:frame="1"/>
           <w:shd w:val="clear" w:color="auto" w:fill="FFFFFF"/>
         </w:rPr>
       </w:pPr>
@@ -255,7 +255,7 @@
           <w:color w:val="242424"/>
           <w:sz w:val="24"/>
           <w:szCs w:val="24"/>
-          <w:bdr w:val="none" w:sz="0" w:space="0" w:color="auto" w:frame="1"/>
+          <w:bdr w:val="none" w:color="auto" w:sz="0" w:space="0" w:frame="1"/>
           <w:shd w:val="clear" w:color="auto" w:fill="FFFFFF"/>
         </w:rPr>
         <w:t xml:space="preserve">Montant total à régler : </w:t>
@@ -269,16 +269,16 @@
             <w:color w:val="242424"/>
             <w:sz w:val="24"/>
             <w:szCs w:val="24"/>
-            <w:bdr w:val="none" w:sz="0" w:space="0" w:color="auto" w:frame="1"/>
+            <w:bdr w:val="none" w:color="auto" w:sz="0" w:space="0" w:frame="1"/>
             <w:shd w:val="clear" w:color="auto" w:fill="FFFFFF"/>
           </w:rPr>
           <w:alias w:val="#Nav: /Header/Totals/FormattedTotalTTC_LCYText"/>
-          <w:tag w:val="#Nav: Sales_Invoice_Email/50201"/>
+          <w:tag w:val="#Nav: Sales_Invoice_Email/50081"/>
           <w:id w:val="238302478"/>
           <w:placeholder>
             <w:docPart w:val="DefaultPlaceholder_1081868574"/>
           </w:placeholder>
-          <w:dataBinding w:prefixMappings="xmlns:ns0='urn:microsoft-dynamics-nav/reports/Sales_Invoice_Email/50201/'" w:xpath="/ns0:NavWordReportXmlPart[1]/ns0:Header[1]/ns0:Totals[1]/ns0:FormattedTotalTTC_LCYText[1]" w:storeItemID="{F3EA7FC8-390E-4E5C-B54F-839268B168AE}"/>
+          <w:dataBinding w:prefixMappings="xmlns:ns0='urn:microsoft-dynamics-nav/reports/Sales_Invoice_Email/50081/'" w:xpath="/ns0:NavWordReportXmlPart[1]/ns0:Header[1]/ns0:Totals[1]/ns0:FormattedTotalTTC_LCYText[1]" w:storeItemID="{F3EA7FC8-390E-4E5C-B54F-839268B168AE}"/>
           <w:text/>
         </w:sdtPr>
         <w:sdtEndPr/>
@@ -291,7 +291,7 @@
               <w:color w:val="242424"/>
               <w:sz w:val="24"/>
               <w:szCs w:val="24"/>
-              <w:bdr w:val="none" w:sz="0" w:space="0" w:color="auto" w:frame="1"/>
+              <w:bdr w:val="none" w:color="auto" w:sz="0" w:space="0" w:frame="1"/>
               <w:shd w:val="clear" w:color="auto" w:fill="FFFFFF"/>
             </w:rPr>
             <w:t>FormattedTotalTTC_LCYText</w:t>
@@ -314,7 +314,7 @@
           <w:color w:val="242424"/>
           <w:sz w:val="24"/>
           <w:szCs w:val="24"/>
-          <w:bdr w:val="none" w:sz="0" w:space="0" w:color="auto" w:frame="1"/>
+          <w:bdr w:val="none" w:color="auto" w:sz="0" w:space="0" w:frame="1"/>
           <w:shd w:val="clear" w:color="auto" w:fill="FFFFFF"/>
         </w:rPr>
       </w:pPr>
@@ -325,7 +325,7 @@
           <w:color w:val="242424"/>
           <w:sz w:val="24"/>
           <w:szCs w:val="24"/>
-          <w:bdr w:val="none" w:sz="0" w:space="0" w:color="auto" w:frame="1"/>
+          <w:bdr w:val="none" w:color="auto" w:sz="0" w:space="0" w:frame="1"/>
           <w:shd w:val="clear" w:color="auto" w:fill="FFFFFF"/>
         </w:rPr>
         <w:t xml:space="preserve">Date d’échéance : </w:t>
@@ -339,16 +339,16 @@
             <w:color w:val="242424"/>
             <w:sz w:val="24"/>
             <w:szCs w:val="24"/>
-            <w:bdr w:val="none" w:sz="0" w:space="0" w:color="auto" w:frame="1"/>
+            <w:bdr w:val="none" w:color="auto" w:sz="0" w:space="0" w:frame="1"/>
             <w:shd w:val="clear" w:color="auto" w:fill="FFFFFF"/>
           </w:rPr>
           <w:alias w:val="#Nav: /Header/DueDate"/>
-          <w:tag w:val="#Nav: Sales_Invoice_Email/50201"/>
+          <w:tag w:val="#Nav: Sales_Invoice_Email/50081"/>
           <w:id w:val="-1661763106"/>
           <w:placeholder>
             <w:docPart w:val="DefaultPlaceholder_1081868574"/>
           </w:placeholder>
-          <w:dataBinding w:prefixMappings="xmlns:ns0='urn:microsoft-dynamics-nav/reports/Sales_Invoice_Email/50201/'" w:xpath="/ns0:NavWordReportXmlPart[1]/ns0:Header[1]/ns0:DueDate[1]" w:storeItemID="{F3EA7FC8-390E-4E5C-B54F-839268B168AE}"/>
+          <w:dataBinding w:prefixMappings="xmlns:ns0='urn:microsoft-dynamics-nav/reports/Sales_Invoice_Email/50081/'" w:xpath="/ns0:NavWordReportXmlPart[1]/ns0:Header[1]/ns0:DueDate[1]" w:storeItemID="{F3EA7FC8-390E-4E5C-B54F-839268B168AE}"/>
           <w:text/>
         </w:sdtPr>
         <w:sdtEndPr/>
@@ -361,7 +361,7 @@
               <w:color w:val="242424"/>
               <w:sz w:val="24"/>
               <w:szCs w:val="24"/>
-              <w:bdr w:val="none" w:sz="0" w:space="0" w:color="auto" w:frame="1"/>
+              <w:bdr w:val="none" w:color="auto" w:sz="0" w:space="0" w:frame="1"/>
               <w:shd w:val="clear" w:color="auto" w:fill="FFFFFF"/>
             </w:rPr>
             <w:t>DueDate</w:t>
@@ -373,14 +373,14 @@
       <w:pPr>
         <w:jc w:val="both"/>
         <w:rPr>
-          <w:rFonts w:ascii="Times New Roman" w:eastAsia="Times New Roman" w:hAnsi="Times New Roman" w:cs="Times New Roman"/>
+          <w:rFonts w:ascii="Times New Roman" w:hAnsi="Times New Roman" w:eastAsia="Times New Roman" w:cs="Times New Roman"/>
           <w:sz w:val="24"/>
           <w:szCs w:val="24"/>
         </w:rPr>
       </w:pPr>
       <w:r>
         <w:rPr>
-          <w:rFonts w:ascii="Times New Roman" w:eastAsia="Times New Roman" w:hAnsi="Times New Roman" w:cs="Times New Roman"/>
+          <w:rFonts w:ascii="Times New Roman" w:hAnsi="Times New Roman" w:eastAsia="Times New Roman" w:cs="Times New Roman"/>
           <w:sz w:val="24"/>
           <w:szCs w:val="24"/>
         </w:rPr>
@@ -391,7 +391,7 @@
       <w:pPr>
         <w:jc w:val="both"/>
         <w:rPr>
-          <w:rFonts w:ascii="Times New Roman" w:eastAsia="Times New Roman" w:hAnsi="Times New Roman" w:cs="Times New Roman"/>
+          <w:rFonts w:ascii="Times New Roman" w:hAnsi="Times New Roman" w:eastAsia="Times New Roman" w:cs="Times New Roman"/>
           <w:sz w:val="24"/>
           <w:szCs w:val="24"/>
         </w:rPr>
@@ -411,7 +411,7 @@
         <w:rPr>
           <w:iCs/>
           <w:color w:val="242424"/>
-          <w:bdr w:val="none" w:sz="0" w:space="0" w:color="auto" w:frame="1"/>
+          <w:bdr w:val="none" w:color="auto" w:sz="0" w:space="0" w:frame="1"/>
         </w:rPr>
         <w:t>Important :</w:t>
       </w:r>
@@ -430,7 +430,7 @@
         <w:rPr>
           <w:iCs/>
           <w:color w:val="242424"/>
-          <w:bdr w:val="none" w:sz="0" w:space="0" w:color="auto" w:frame="1"/>
+          <w:bdr w:val="none" w:color="auto" w:sz="0" w:space="0" w:frame="1"/>
         </w:rPr>
         <w:t>Conformément à nos conditions générales de vente, tout incident de paiement (retard, chèque impayé, traite retournée) entraînera l'application de pénalités de retard au taux légal commercial majoré de 1% par </w:t>
       </w:r>
@@ -440,7 +440,7 @@
           <w:bCs/>
           <w:iCs/>
           <w:color w:val="242424"/>
-          <w:bdr w:val="none" w:sz="0" w:space="0" w:color="auto" w:frame="1"/>
+          <w:bdr w:val="none" w:color="auto" w:sz="0" w:space="0" w:frame="1"/>
         </w:rPr>
         <w:t>mois</w:t>
       </w:r>
@@ -448,17 +448,17 @@
         <w:rPr>
           <w:iCs/>
           <w:color w:val="242424"/>
-          <w:bdr w:val="none" w:sz="0" w:space="0" w:color="auto" w:frame="1"/>
+          <w:bdr w:val="none" w:color="auto" w:sz="0" w:space="0" w:frame="1"/>
         </w:rPr>
         <w:t>, ainsi que d'éventuels frais de trai</w:t>
       </w:r>
-      <w:bookmarkStart w:id="0" w:name="_GoBack"/>
+      <w:bookmarkStart w:name="_GoBack" w:id="0"/>
       <w:bookmarkEnd w:id="0"/>
       <w:r>
         <w:rPr>
           <w:iCs/>
           <w:color w:val="242424"/>
-          <w:bdr w:val="none" w:sz="0" w:space="0" w:color="auto" w:frame="1"/>
+          <w:bdr w:val="none" w:color="auto" w:sz="0" w:space="0" w:frame="1"/>
         </w:rPr>
         <w:t>tement et de recouvrement.</w:t>
       </w:r>
@@ -477,7 +477,7 @@
         <w:rPr>
           <w:iCs/>
           <w:color w:val="242424"/>
-          <w:bdr w:val="none" w:sz="0" w:space="0" w:color="auto" w:frame="1"/>
+          <w:bdr w:val="none" w:color="auto" w:sz="0" w:space="0" w:frame="1"/>
         </w:rPr>
         <w:t>Ce document constitue une pièce comptable officielle à conserver selon la durée légale en vigueur.</w:t>
       </w:r>
@@ -496,7 +496,7 @@
         <w:rPr>
           <w:iCs/>
           <w:color w:val="242424"/>
-          <w:bdr w:val="none" w:sz="0" w:space="0" w:color="auto" w:frame="1"/>
+          <w:bdr w:val="none" w:color="auto" w:sz="0" w:space="0" w:frame="1"/>
         </w:rPr>
         <w:t>Pour toute question concernant cette </w:t>
       </w:r>
@@ -505,7 +505,7 @@
           <w:rStyle w:val="markikvgew7au"/>
           <w:iCs/>
           <w:color w:val="242424"/>
-          <w:bdr w:val="none" w:sz="0" w:space="0" w:color="auto" w:frame="1"/>
+          <w:bdr w:val="none" w:color="auto" w:sz="0" w:space="0" w:frame="1"/>
         </w:rPr>
         <w:t>facture</w:t>
       </w:r>
@@ -513,7 +513,7 @@
         <w:rPr>
           <w:iCs/>
           <w:color w:val="242424"/>
-          <w:bdr w:val="none" w:sz="0" w:space="0" w:color="auto" w:frame="1"/>
+          <w:bdr w:val="none" w:color="auto" w:sz="0" w:space="0" w:frame="1"/>
         </w:rPr>
         <w:t> ou pour signaler une anomalie, nous vous invitons à contacter votre responsable commercial habituel.</w:t>
       </w:r>
@@ -527,14 +527,14 @@
         <w:rPr>
           <w:iCs/>
           <w:color w:val="242424"/>
-          <w:bdr w:val="none" w:sz="0" w:space="0" w:color="auto" w:frame="1"/>
+          <w:bdr w:val="none" w:color="auto" w:sz="0" w:space="0" w:frame="1"/>
         </w:rPr>
       </w:pPr>
       <w:r>
         <w:rPr>
           <w:iCs/>
           <w:color w:val="242424"/>
-          <w:bdr w:val="none" w:sz="0" w:space="0" w:color="auto" w:frame="1"/>
+          <w:bdr w:val="none" w:color="auto" w:sz="0" w:space="0" w:frame="1"/>
         </w:rPr>
         <w:t>Une version papier de cette </w:t>
       </w:r>
@@ -543,7 +543,7 @@
           <w:rStyle w:val="markikvgew7au"/>
           <w:iCs/>
           <w:color w:val="242424"/>
-          <w:bdr w:val="none" w:sz="0" w:space="0" w:color="auto" w:frame="1"/>
+          <w:bdr w:val="none" w:color="auto" w:sz="0" w:space="0" w:frame="1"/>
         </w:rPr>
         <w:t>facture</w:t>
       </w:r>
@@ -551,7 +551,7 @@
         <w:rPr>
           <w:iCs/>
           <w:color w:val="242424"/>
-          <w:bdr w:val="none" w:sz="0" w:space="0" w:color="auto" w:frame="1"/>
+          <w:bdr w:val="none" w:color="auto" w:sz="0" w:space="0" w:frame="1"/>
         </w:rPr>
         <w:t> peut être fournie sur demande expresse, moyennant des frais administratifs supplémentaires.</w:t>
       </w:r>
@@ -565,7 +565,7 @@
         <w:rPr>
           <w:iCs/>
           <w:color w:val="242424"/>
-          <w:bdr w:val="none" w:sz="0" w:space="0" w:color="auto" w:frame="1"/>
+          <w:bdr w:val="none" w:color="auto" w:sz="0" w:space="0" w:frame="1"/>
         </w:rPr>
       </w:pPr>
     </w:p>
@@ -574,14 +574,14 @@
         <w:spacing w:after="0" w:line="240" w:lineRule="auto"/>
         <w:jc w:val="both"/>
         <w:rPr>
-          <w:rFonts w:ascii="Times New Roman" w:eastAsia="Times New Roman" w:hAnsi="Times New Roman" w:cs="Times New Roman"/>
+          <w:rFonts w:ascii="Times New Roman" w:hAnsi="Times New Roman" w:eastAsia="Times New Roman" w:cs="Times New Roman"/>
           <w:sz w:val="24"/>
           <w:szCs w:val="24"/>
         </w:rPr>
       </w:pPr>
       <w:r>
         <w:rPr>
-          <w:rFonts w:ascii="Times New Roman" w:eastAsia="Times New Roman" w:hAnsi="Times New Roman" w:cs="Times New Roman"/>
+          <w:rFonts w:ascii="Times New Roman" w:hAnsi="Times New Roman" w:eastAsia="Times New Roman" w:cs="Times New Roman"/>
           <w:sz w:val="24"/>
           <w:szCs w:val="24"/>
         </w:rPr>
@@ -601,7 +601,7 @@
     <w:p>
       <w:pPr>
         <w:rPr>
-          <w:rFonts w:ascii="Times New Roman" w:eastAsia="Times New Roman" w:hAnsi="Times New Roman" w:cs="Times New Roman"/>
+          <w:rFonts w:ascii="Times New Roman" w:hAnsi="Times New Roman" w:eastAsia="Times New Roman" w:cs="Times New Roman"/>
           <w:sz w:val="24"/>
           <w:szCs w:val="24"/>
         </w:rPr>
@@ -610,7 +610,7 @@
     <w:p>
       <w:pPr>
         <w:rPr>
-          <w:rFonts w:ascii="Times New Roman" w:eastAsia="Times New Roman" w:hAnsi="Times New Roman" w:cs="Times New Roman"/>
+          <w:rFonts w:ascii="Times New Roman" w:hAnsi="Times New Roman" w:eastAsia="Times New Roman" w:cs="Times New Roman"/>
           <w:sz w:val="24"/>
           <w:szCs w:val="24"/>
         </w:rPr>
@@ -2045,7 +2045,9 @@
 </a:theme>
 </file>
 
-<file path=customXml/item1.xml>��< ? x m l   v e r s i o n = " 1 . 0 "   e n c o d i n g = " u t f - 1 6 " ? > < N a v W o r d R e p o r t X m l P a r t   x m l n s = " u r n : m i c r o s o f t - d y n a m i c s - n a v / r e p o r t s / S a l e s _ I n v o i c e _ E m a i l / 5 0 2 0 1 / " > +<file path=customXml/item2.xml>��< ? x m l   v e r s i o n = " 1 . 0 "   e n c o d i n g = " u t f - 1 6 " ? > + 
+ < N a v W o r d R e p o r t X m l P a r t   x m l n s = " u r n : m i c r o s o f t - d y n a m i c s - n a v / r e p o r t s / S a l e s _ I n v o i c e _ E m a i l / 5 0 0 8 1 / " >   
      < H e a d e r >   
@@ -2836,12 +2838,4 @@
      < / H e a d e r >   
  < / N a v W o r d R e p o r t X m l P a r t > 
-</file>
-
-<file path=customXml/itemProps1.xml><?xml version="1.0" encoding="utf-8"?>
-<ds:datastoreItem xmlns:ds="http://schemas.openxmlformats.org/officeDocument/2006/customXml" ds:itemID="{F3EA7FC8-390E-4E5C-B54F-839268B168AE}">
-  <ds:schemaRefs>
-    <ds:schemaRef ds:uri="urn:microsoft-dynamics-nav/reports/Sales_Invoice_Email/50201/"/>
-  </ds:schemaRefs>
-</ds:datastoreItem>
 </file>
--- a/Source/Report/Layout/SalesInvoiceEmail.docx
+++ b/Source/Report/Layout/SalesInvoiceEmail.docx
@@ -2165,9 +2165,9 @@
  
          < C o m p a n y P h o n e N o _ L b l > C o m p a n y P h o n e N o _ L b l < / C o m p a n y P h o n e N o _ L b l >   
-         < C o m p a n y P i c > C o m p a n y P i c < / C o m p a n y P i c > - 
-         < C o m p a n y P i c t u r e > C o m p a n y P i c t u r e < / C o m p a n y P i c t u r e > +         < C o m p a n y P i c   / > + 
+         < C o m p a n y P i c t u r e   / >   
          < C o m p a n y R e g i s t r a t i o n N u m b e r > C o m p a n y R e g i s t r a t i o n N u m b e r < / C o m p a n y R e g i s t r a t i o n N u m b e r >   
@@ -2727,7 +2727,7 @@
  
          < P a y m e n t R e p o r t i n g A r g u m e n t >   
-             < P a y m e n t S e r v i c e L o g o > P a y m e n t S e r v i c e L o g o < / P a y m e n t S e r v i c e L o g o > +             < P a y m e n t S e r v i c e L o g o   / >   
              < P a y m e n t S e r v i c e L o g o _ U r l > P a y m e n t S e r v i c e L o g o _ U r l < / P a y m e n t S e r v i c e L o g o _ U r l >   
